--- a/src/main/resources/agreements/privacy-policy.docx
+++ b/src/main/resources/agreements/privacy-policy.docx
@@ -15,15 +15,7 @@
         <w:rPr>
           <w:rFonts w:hint="eastAsia"/>
         </w:rPr>
-        <w:t>《隐</w:t>
-      </w:r>
-      <w:bookmarkStart w:id="0" w:name="_GoBack"/>
-      <w:bookmarkEnd w:id="0"/>
-      <w:r>
-        <w:rPr>
-          <w:rFonts w:hint="eastAsia"/>
-        </w:rPr>
-        <w:t>私政策》</w:t>
+        <w:t>《隐私政策》</w:t>
       </w:r>
     </w:p>
     <w:p>
@@ -647,7 +639,7 @@
           <w:szCs w:val="24"/>
           <w:lang w:val="en-US" w:eastAsia="zh-CN" w:bidi="ar"/>
         </w:rPr>
-        <w:t>您知悉并同意，</w:t>
+        <w:t>您知悉并同意</w:t>
       </w:r>
       <w:r>
         <w:rPr>
@@ -658,18 +650,31 @@
           <w:szCs w:val="24"/>
           <w:lang w:val="en-US" w:eastAsia="zh-CN" w:bidi="ar"/>
         </w:rPr>
-        <w:t>益信通</w:t>
-      </w:r>
-      <w:r>
-        <w:rPr>
-          <w:rFonts w:ascii="宋体" w:hAnsi="宋体" w:eastAsia="宋体" w:cs="宋体"/>
-          <w:color w:val="000000"/>
-          <w:kern w:val="0"/>
-          <w:sz w:val="24"/>
-          <w:szCs w:val="24"/>
-          <w:lang w:val="en-US" w:eastAsia="zh-CN" w:bidi="ar"/>
-        </w:rPr>
-        <w:t>可基于开展业务目的，自行或从第三方数据服务商【如：百融至信（北京）科技有限公司、银联商务支付股份有限公司、朴道征信有限公司】处查询您的信息，并同意前述第三方数据服务商采集、获取、存储、处理、提供、传输、披露您的个人信息（包括但不限于姓名、身份证号码、手机号码、用户银行账户信息）和企业信息（若有），并对您的信息进行必要的数据处理。</w:t>
+        <w:t>，益信通</w:t>
+      </w:r>
+      <w:r>
+        <w:rPr>
+          <w:rFonts w:ascii="宋体" w:hAnsi="宋体" w:eastAsia="宋体" w:cs="宋体"/>
+          <w:color w:val="000000"/>
+          <w:kern w:val="0"/>
+          <w:sz w:val="24"/>
+          <w:szCs w:val="24"/>
+          <w:lang w:val="en-US" w:eastAsia="zh-CN" w:bidi="ar"/>
+        </w:rPr>
+        <w:t>可基于开展业务目的，自行或从第三方数据服务商【如：百融至信（北京）科技有限公司</w:t>
+      </w:r>
+      <w:bookmarkStart w:id="0" w:name="_GoBack"/>
+      <w:bookmarkEnd w:id="0"/>
+      <w:r>
+        <w:rPr>
+          <w:rFonts w:ascii="宋体" w:hAnsi="宋体" w:eastAsia="宋体" w:cs="宋体"/>
+          <w:color w:val="000000"/>
+          <w:kern w:val="0"/>
+          <w:sz w:val="24"/>
+          <w:szCs w:val="24"/>
+          <w:lang w:val="en-US" w:eastAsia="zh-CN" w:bidi="ar"/>
+        </w:rPr>
+        <w:t>、银联商务支付股份有限公司、朴道征信有限公司】处查询您的信息，并同意前述第三方数据服务商采集、获取、存储、处理、提供、传输、披露您的个人信息（包括但不限于姓名、身份证号码、手机号码、用户银行账户信息）和企业信息（若有），并对您的信息进行必要的数据处理。</w:t>
       </w:r>
     </w:p>
     <w:p>
@@ -1200,7 +1205,7 @@
           <w:szCs w:val="24"/>
           <w:lang w:val="en-US" w:eastAsia="zh-CN" w:bidi="ar"/>
         </w:rPr>
-        <w:t>以上内容最终解释权归点汇</w:t>
+        <w:t>以上内容最终解释权归</w:t>
       </w:r>
       <w:r>
         <w:rPr>
